--- a/SQL.docx
+++ b/SQL.docx
@@ -295,28 +295,12 @@
     </w:p>
     <w:p>
       <w:r>
-        <w:t xml:space="preserve">| </w:t>
-      </w:r>
-      <w:proofErr w:type="gramStart"/>
-      <w:r>
-        <w:t>1  |</w:t>
-      </w:r>
-      <w:proofErr w:type="gramEnd"/>
-      <w:r>
-        <w:t xml:space="preserve"> Ajay   | 85    |</w:t>
-      </w:r>
-    </w:p>
-    <w:p>
-      <w:r>
-        <w:t xml:space="preserve">| </w:t>
-      </w:r>
-      <w:proofErr w:type="gramStart"/>
-      <w:r>
-        <w:t>2  |</w:t>
-      </w:r>
-      <w:proofErr w:type="gramEnd"/>
-      <w:r>
-        <w:t xml:space="preserve"> Ravi   | 90    |</w:t>
+        <w:t>| 1  | Ajay   | 85    |</w:t>
+      </w:r>
+    </w:p>
+    <w:p>
+      <w:r>
+        <w:t>| 2  | Ravi   | 90    |</w:t>
       </w:r>
     </w:p>
     <w:p>
@@ -621,13 +605,8 @@
           <w:numId w:val="8"/>
         </w:numPr>
       </w:pPr>
-      <w:proofErr w:type="gramStart"/>
-      <w:r>
-        <w:t>Similar to</w:t>
-      </w:r>
-      <w:proofErr w:type="gramEnd"/>
-      <w:r>
-        <w:t xml:space="preserve"> hierarchical, but a child can have </w:t>
+      <w:r>
+        <w:t xml:space="preserve">Similar to hierarchical, but a child can have </w:t>
       </w:r>
       <w:r>
         <w:rPr>
@@ -647,13 +626,8 @@
           <w:numId w:val="8"/>
         </w:numPr>
       </w:pPr>
-      <w:proofErr w:type="gramStart"/>
-      <w:r>
-        <w:t>Forms</w:t>
-      </w:r>
-      <w:proofErr w:type="gramEnd"/>
-      <w:r>
-        <w:t xml:space="preserve"> a </w:t>
+      <w:r>
+        <w:t xml:space="preserve">Forms a </w:t>
       </w:r>
       <w:r>
         <w:rPr>
@@ -940,15 +914,7 @@
         </w:numPr>
       </w:pPr>
       <w:r>
-        <w:t xml:space="preserve">It is </w:t>
-      </w:r>
-      <w:proofErr w:type="gramStart"/>
-      <w:r>
-        <w:t>already in</w:t>
-      </w:r>
-      <w:proofErr w:type="gramEnd"/>
-      <w:r>
-        <w:t xml:space="preserve"> </w:t>
+        <w:t xml:space="preserve">It is already in </w:t>
       </w:r>
       <w:r>
         <w:rPr>
@@ -1039,13 +1005,8 @@
           </wp:inline>
         </w:drawing>
       </w:r>
-      <w:proofErr w:type="gramStart"/>
-      <w:r>
-        <w:t>it</w:t>
-      </w:r>
-      <w:proofErr w:type="gramEnd"/>
-      <w:r>
-        <w:t xml:space="preserve"> is 1NF </w:t>
+      <w:r>
+        <w:t xml:space="preserve">it is 1NF </w:t>
       </w:r>
     </w:p>
     <w:p>
@@ -1258,15 +1219,7 @@
         </w:numPr>
       </w:pPr>
       <w:r>
-        <w:t xml:space="preserve">It is </w:t>
-      </w:r>
-      <w:proofErr w:type="gramStart"/>
-      <w:r>
-        <w:t>in</w:t>
-      </w:r>
-      <w:proofErr w:type="gramEnd"/>
-      <w:r>
-        <w:t xml:space="preserve"> </w:t>
+        <w:t xml:space="preserve">It is in </w:t>
       </w:r>
       <w:r>
         <w:rPr>
@@ -1565,15 +1518,7 @@
         </w:numPr>
       </w:pPr>
       <w:r>
-        <w:t xml:space="preserve">It is </w:t>
-      </w:r>
-      <w:proofErr w:type="gramStart"/>
-      <w:r>
-        <w:t>in</w:t>
-      </w:r>
-      <w:proofErr w:type="gramEnd"/>
-      <w:r>
-        <w:t xml:space="preserve"> </w:t>
+        <w:t xml:space="preserve">It is in </w:t>
       </w:r>
       <w:r>
         <w:rPr>
@@ -2020,18 +1965,8 @@
           <w:kern w:val="0"/>
           <w14:ligatures w14:val="none"/>
         </w:rPr>
-        <w:t xml:space="preserve">ON Students.ID = </w:t>
-      </w:r>
-      <w:proofErr w:type="gramStart"/>
-      <w:r>
-        <w:rPr>
-          <w:rFonts w:ascii="Times New Roman" w:eastAsia="Times New Roman" w:hAnsi="Times New Roman" w:cs="Times New Roman"/>
-          <w:kern w:val="0"/>
-          <w14:ligatures w14:val="none"/>
-        </w:rPr>
-        <w:t>Marks.ID;</w:t>
-      </w:r>
-      <w:proofErr w:type="gramEnd"/>
+        <w:t>ON Students.ID = Marks.ID;</w:t>
+      </w:r>
     </w:p>
     <w:p>
       <w:pPr>
@@ -2278,18 +2213,8 @@
           <w:kern w:val="0"/>
           <w14:ligatures w14:val="none"/>
         </w:rPr>
-        <w:t xml:space="preserve">ON Students.ID = </w:t>
-      </w:r>
-      <w:proofErr w:type="gramStart"/>
-      <w:r>
-        <w:rPr>
-          <w:rFonts w:ascii="Times New Roman" w:eastAsia="Times New Roman" w:hAnsi="Times New Roman" w:cs="Times New Roman"/>
-          <w:kern w:val="0"/>
-          <w14:ligatures w14:val="none"/>
-        </w:rPr>
-        <w:t>Marks.ID;</w:t>
-      </w:r>
-      <w:proofErr w:type="gramEnd"/>
+        <w:t>ON Students.ID = Marks.ID;</w:t>
+      </w:r>
     </w:p>
     <w:p>
       <w:pPr>
@@ -2504,18 +2429,8 @@
           <w:kern w:val="0"/>
           <w14:ligatures w14:val="none"/>
         </w:rPr>
-        <w:t xml:space="preserve">ON Students.ID = </w:t>
-      </w:r>
-      <w:proofErr w:type="gramStart"/>
-      <w:r>
-        <w:rPr>
-          <w:rFonts w:ascii="Times New Roman" w:eastAsia="Times New Roman" w:hAnsi="Times New Roman" w:cs="Times New Roman"/>
-          <w:kern w:val="0"/>
-          <w14:ligatures w14:val="none"/>
-        </w:rPr>
-        <w:t>Marks.ID;</w:t>
-      </w:r>
-      <w:proofErr w:type="gramEnd"/>
+        <w:t>ON Students.ID = Marks.ID;</w:t>
+      </w:r>
     </w:p>
     <w:p>
       <w:pPr>
@@ -2731,18 +2646,8 @@
           <w:kern w:val="0"/>
           <w14:ligatures w14:val="none"/>
         </w:rPr>
-        <w:t xml:space="preserve">ON Students.ID = </w:t>
-      </w:r>
-      <w:proofErr w:type="gramStart"/>
-      <w:r>
-        <w:rPr>
-          <w:rFonts w:ascii="Times New Roman" w:eastAsia="Times New Roman" w:hAnsi="Times New Roman" w:cs="Times New Roman"/>
-          <w:kern w:val="0"/>
-          <w14:ligatures w14:val="none"/>
-        </w:rPr>
-        <w:t>Marks.ID;</w:t>
-      </w:r>
-      <w:proofErr w:type="gramEnd"/>
+        <w:t>ON Students.ID = Marks.ID;</w:t>
+      </w:r>
     </w:p>
     <w:p>
       <w:pPr>
@@ -2902,18 +2807,8 @@
           <w:kern w:val="0"/>
           <w14:ligatures w14:val="none"/>
         </w:rPr>
-        <w:t xml:space="preserve">CROSS JOIN </w:t>
-      </w:r>
-      <w:proofErr w:type="gramStart"/>
-      <w:r>
-        <w:rPr>
-          <w:rFonts w:ascii="Times New Roman" w:eastAsia="Times New Roman" w:hAnsi="Times New Roman" w:cs="Times New Roman"/>
-          <w:kern w:val="0"/>
-          <w14:ligatures w14:val="none"/>
-        </w:rPr>
-        <w:t>Marks;</w:t>
-      </w:r>
-      <w:proofErr w:type="gramEnd"/>
+        <w:t>CROSS JOIN Marks;</w:t>
+      </w:r>
     </w:p>
     <w:p>
       <w:pPr>
@@ -3020,7 +2915,6 @@
         <w:t xml:space="preserve">SELECT </w:t>
       </w:r>
       <w:proofErr w:type="spellStart"/>
-      <w:proofErr w:type="gramStart"/>
       <w:r>
         <w:rPr>
           <w:rFonts w:ascii="Times New Roman" w:eastAsia="Times New Roman" w:hAnsi="Times New Roman" w:cs="Times New Roman"/>
@@ -3030,7 +2924,6 @@
         <w:t>A.Name</w:t>
       </w:r>
       <w:proofErr w:type="spellEnd"/>
-      <w:proofErr w:type="gramEnd"/>
       <w:r>
         <w:rPr>
           <w:rFonts w:ascii="Times New Roman" w:eastAsia="Times New Roman" w:hAnsi="Times New Roman" w:cs="Times New Roman"/>
@@ -3040,7 +2933,6 @@
         <w:t xml:space="preserve">, </w:t>
       </w:r>
       <w:proofErr w:type="spellStart"/>
-      <w:proofErr w:type="gramStart"/>
       <w:r>
         <w:rPr>
           <w:rFonts w:ascii="Times New Roman" w:eastAsia="Times New Roman" w:hAnsi="Times New Roman" w:cs="Times New Roman"/>
@@ -3050,7 +2942,6 @@
         <w:t>B.Name</w:t>
       </w:r>
       <w:proofErr w:type="spellEnd"/>
-      <w:proofErr w:type="gramEnd"/>
     </w:p>
     <w:p>
       <w:pPr>
@@ -3106,33 +2997,15 @@
           <w:kern w:val="0"/>
           <w14:ligatures w14:val="none"/>
         </w:rPr>
-        <w:t>ON A.ID &lt;&gt; B.</w:t>
-      </w:r>
-      <w:proofErr w:type="gramStart"/>
-      <w:r>
-        <w:rPr>
-          <w:rFonts w:ascii="Times New Roman" w:eastAsia="Times New Roman" w:hAnsi="Times New Roman" w:cs="Times New Roman"/>
-          <w:kern w:val="0"/>
-          <w14:ligatures w14:val="none"/>
-        </w:rPr>
-        <w:t>ID;</w:t>
-      </w:r>
-      <w:r>
-        <w:rPr>
-          <w:rFonts w:ascii="Times New Roman" w:eastAsia="Times New Roman" w:hAnsi="Times New Roman" w:cs="Times New Roman"/>
-          <w:kern w:val="0"/>
-          <w14:ligatures w14:val="none"/>
-        </w:rPr>
-        <w:t xml:space="preserve">   </w:t>
-      </w:r>
-      <w:proofErr w:type="gramEnd"/>
-      <w:r>
-        <w:rPr>
-          <w:rFonts w:ascii="Times New Roman" w:eastAsia="Times New Roman" w:hAnsi="Times New Roman" w:cs="Times New Roman"/>
-          <w:kern w:val="0"/>
-          <w14:ligatures w14:val="none"/>
-        </w:rPr>
-        <w:t xml:space="preserve"> //pair of students </w:t>
+        <w:t>ON A.ID &lt;&gt; B.ID;</w:t>
+      </w:r>
+      <w:r>
+        <w:rPr>
+          <w:rFonts w:ascii="Times New Roman" w:eastAsia="Times New Roman" w:hAnsi="Times New Roman" w:cs="Times New Roman"/>
+          <w:kern w:val="0"/>
+          <w14:ligatures w14:val="none"/>
+        </w:rPr>
+        <w:t xml:space="preserve">    //pair of students </w:t>
       </w:r>
     </w:p>
     <w:p>
@@ -4491,29 +4364,7 @@
           <w14:ligatures w14:val="none"/>
         </w:rPr>
         <w:lastRenderedPageBreak/>
-        <w:t xml:space="preserve">Uniquely </w:t>
-      </w:r>
-      <w:proofErr w:type="gramStart"/>
-      <w:r>
-        <w:rPr>
-          <w:rFonts w:ascii="Segoe UI" w:eastAsia="Times New Roman" w:hAnsi="Segoe UI" w:cs="Segoe UI"/>
-          <w:kern w:val="0"/>
-          <w:sz w:val="21"/>
-          <w:szCs w:val="21"/>
-          <w14:ligatures w14:val="none"/>
-        </w:rPr>
-        <w:t>identifies</w:t>
-      </w:r>
-      <w:proofErr w:type="gramEnd"/>
-      <w:r>
-        <w:rPr>
-          <w:rFonts w:ascii="Segoe UI" w:eastAsia="Times New Roman" w:hAnsi="Segoe UI" w:cs="Segoe UI"/>
-          <w:kern w:val="0"/>
-          <w:sz w:val="21"/>
-          <w:szCs w:val="21"/>
-          <w14:ligatures w14:val="none"/>
-        </w:rPr>
-        <w:t xml:space="preserve"> each record</w:t>
+        <w:t>Uniquely identifies each record</w:t>
       </w:r>
     </w:p>
     <w:p>
@@ -5749,12 +5600,10 @@
       </w:r>
     </w:p>
     <w:p>
-      <w:proofErr w:type="gramStart"/>
       <w:r>
         <w:lastRenderedPageBreak/>
         <w:t>WHERE</w:t>
       </w:r>
-      <w:proofErr w:type="gramEnd"/>
     </w:p>
     <w:p>
       <w:r>
@@ -5776,7 +5625,23 @@
         <w:t>ORDER BY</w:t>
       </w:r>
     </w:p>
-    <w:p>
+    <w:p/>
+    <w:p>
+      <w:pPr>
+        <w:pStyle w:val="ListParagraph"/>
+        <w:numPr>
+          <w:ilvl w:val="0"/>
+          <w:numId w:val="20"/>
+        </w:numPr>
+      </w:pPr>
+      <w:r>
+        <w:t xml:space="preserve">When we use </w:t>
+      </w:r>
+      <w:proofErr w:type="spellStart"/>
+      <w:r>
+        <w:t>groupby</w:t>
+      </w:r>
+      <w:proofErr w:type="spellEnd"/>
       <w:r>
         <w:br/>
       </w:r>
@@ -9583,6 +9448,7 @@
   <w:style w:type="character" w:default="1" w:styleId="DefaultParagraphFont">
     <w:name w:val="Default Paragraph Font"/>
     <w:uiPriority w:val="1"/>
+    <w:semiHidden/>
     <w:unhideWhenUsed/>
   </w:style>
   <w:style w:type="table" w:default="1" w:styleId="TableNormal">
